--- a/export/docx/docs/37_35_前端改版交付_双主题多端.docx
+++ b/export/docx/docs/37_35_前端改版交付_双主题多端.docx
@@ -2430,7 +2430,7 @@
         <w:br/>
         <w:t>经典看板    http://pdm-api.10.167.2.175.nip.io:32231/pdm-api/dashboard</w:t>
         <w:br/>
-        <w:t>账号        pdmadmin / Diting2026!</w:t>
+        <w:t>账号        pdmadmin / 3r5P-ygrg-WAcK-W0yB-Vz1q</w:t>
       </w:r>
     </w:p>
     <w:p>
